--- a/docs/Delivery-Ledger-User-Guide.docx
+++ b/docs/Delivery-Ledger-User-Guide.docx
@@ -133,13 +133,13 @@
         <w:t xml:space="preserve">.</w:t>
       </w:r>
     </w:p>
-    <w:bookmarkStart w:id="9" w:name="before-you-start"/>
+    <w:bookmarkStart w:id="9" w:name="X15c37c2c751e558e22c5b86271dcdf4b4c7de0a"/>
     <w:p>
       <w:pPr>
         <w:pStyle w:val="Heading2"/>
       </w:pPr>
       <w:r>
-        <w:t xml:space="preserve">Before you start</w:t>
+        <w:t xml:space="preserve">Before you start — the three things you need in hand</w:t>
       </w:r>
     </w:p>
     <w:p>
@@ -654,13 +654,13 @@
       </w:tr>
     </w:tbl>
     <w:bookmarkEnd w:id="10"/>
-    <w:bookmarkStart w:id="11" w:name="the-words-this-product-uses"/>
+    <w:bookmarkStart w:id="11" w:name="X1f2c0ecfbda6be35ea05c4b60a6af34c00a76f9"/>
     <w:p>
       <w:pPr>
         <w:pStyle w:val="Heading2"/>
       </w:pPr>
       <w:r>
-        <w:t xml:space="preserve">The words this product uses</w:t>
+        <w:t xml:space="preserve">The words this product uses — a plain-English glossary</w:t>
       </w:r>
     </w:p>
     <w:p>
@@ -1412,13 +1412,13 @@
       </w:tr>
     </w:tbl>
     <w:bookmarkEnd w:id="11"/>
-    <w:bookmarkStart w:id="12" w:name="signing-in"/>
+    <w:bookmarkStart w:id="12" w:name="X3d0e3bec5f5e015719ce8d1d7ccbedab6dde597"/>
     <w:p>
       <w:pPr>
         <w:pStyle w:val="Heading2"/>
       </w:pPr>
       <w:r>
-        <w:t xml:space="preserve">Signing in</w:t>
+        <w:t xml:space="preserve">Signing in — getting past the two-factor gate</w:t>
       </w:r>
     </w:p>
     <w:p>
@@ -1598,13 +1598,13 @@
       </w:r>
     </w:p>
     <w:bookmarkEnd w:id="12"/>
-    <w:bookmarkStart w:id="13" w:name="moving-around"/>
+    <w:bookmarkStart w:id="13" w:name="X67bc4b02fd3fa24baca7204297ed793dbe79b7a"/>
     <w:p>
       <w:pPr>
         <w:pStyle w:val="Heading2"/>
       </w:pPr>
       <w:r>
-        <w:t xml:space="preserve">Moving around</w:t>
+        <w:t xml:space="preserve">Moving around — the sidebar and the command palette</w:t>
       </w:r>
     </w:p>
     <w:p>
@@ -1920,13 +1920,13 @@
       </w:r>
     </w:p>
     <w:bookmarkEnd w:id="13"/>
-    <w:bookmarkStart w:id="16" w:name="filtering-by-engagement"/>
+    <w:bookmarkStart w:id="16" w:name="Xdeba57e153169210e46e1617665451361f600e3"/>
     <w:p>
       <w:pPr>
         <w:pStyle w:val="Heading2"/>
       </w:pPr>
       <w:r>
-        <w:t xml:space="preserve">Filtering by engagement</w:t>
+        <w:t xml:space="preserve">Filtering by engagement — narrowing every list to one project</w:t>
       </w:r>
     </w:p>
     <w:p>
@@ -2480,13 +2480,13 @@
     </w:p>
     <w:bookmarkEnd w:id="15"/>
     <w:bookmarkEnd w:id="16"/>
-    <w:bookmarkStart w:id="17" w:name="the-home-screen"/>
+    <w:bookmarkStart w:id="17" w:name="Xfd974c826bff5192f10d09ee425f9dc8fba985e"/>
     <w:p>
       <w:pPr>
         <w:pStyle w:val="Heading2"/>
       </w:pPr>
       <w:r>
-        <w:t xml:space="preserve">The home screen</w:t>
+        <w:t xml:space="preserve">The home screen — a directory of everything else</w:t>
       </w:r>
     </w:p>
     <w:p>
@@ -2634,13 +2634,13 @@
       </w:r>
     </w:p>
     <w:bookmarkEnd w:id="17"/>
-    <w:bookmarkStart w:id="18" w:name="blocked"/>
+    <w:bookmarkStart w:id="18" w:name="X513b3d5eaea2f9714ef0c6acc0de6f7618b8bd1"/>
     <w:p>
       <w:pPr>
         <w:pStyle w:val="Heading2"/>
       </w:pPr>
       <w:r>
-        <w:t xml:space="preserve">Blocked</w:t>
+        <w:t xml:space="preserve">Blocked — what is stopped, and whose desk it is on</w:t>
       </w:r>
     </w:p>
     <w:p>
@@ -2854,13 +2854,13 @@
       </w:r>
     </w:p>
     <w:bookmarkEnd w:id="18"/>
-    <w:bookmarkStart w:id="19" w:name="next"/>
+    <w:bookmarkStart w:id="19" w:name="next--what-you-can-start-right-now"/>
     <w:p>
       <w:pPr>
         <w:pStyle w:val="Heading2"/>
       </w:pPr>
       <w:r>
-        <w:t xml:space="preserve">Next</w:t>
+        <w:t xml:space="preserve">Next — what you can start right now</w:t>
       </w:r>
     </w:p>
     <w:p>
@@ -3119,13 +3119,13 @@
       </w:r>
     </w:p>
     <w:bookmarkEnd w:id="19"/>
-    <w:bookmarkStart w:id="20" w:name="committed"/>
+    <w:bookmarkStart w:id="20" w:name="X6b37c65b030ac8bd2e414d9898e8b4fc664d563"/>
     <w:p>
       <w:pPr>
         <w:pStyle w:val="Heading2"/>
       </w:pPr>
       <w:r>
-        <w:t xml:space="preserve">Committed</w:t>
+        <w:t xml:space="preserve">Committed — what you promised a client, and whether you may invoice</w:t>
       </w:r>
     </w:p>
     <w:p>
@@ -3482,13 +3482,13 @@
       </w:r>
     </w:p>
     <w:bookmarkEnd w:id="20"/>
-    <w:bookmarkStart w:id="21" w:name="untested"/>
+    <w:bookmarkStart w:id="21" w:name="Xd7f652c6ee02980cb2cfcb8d5e73bd401e6d878"/>
     <w:p>
       <w:pPr>
         <w:pStyle w:val="Heading2"/>
       </w:pPr>
       <w:r>
-        <w:t xml:space="preserve">Untested</w:t>
+        <w:t xml:space="preserve">Untested — promises nothing has independently proven</w:t>
       </w:r>
     </w:p>
     <w:p>
@@ -3639,13 +3639,13 @@
       </w:r>
     </w:p>
     <w:bookmarkEnd w:id="21"/>
-    <w:bookmarkStart w:id="22" w:name="bottleneck"/>
+    <w:bookmarkStart w:id="22" w:name="Xddc147a19bdb96d7a5770d75ba8f8fa54afe70f"/>
     <w:p>
       <w:pPr>
         <w:pStyle w:val="Heading2"/>
       </w:pPr>
       <w:r>
-        <w:t xml:space="preserve">Bottleneck</w:t>
+        <w:t xml:space="preserve">Bottleneck — what is waiting on you personally</w:t>
       </w:r>
     </w:p>
     <w:p>
@@ -3772,13 +3772,13 @@
       </w:r>
     </w:p>
     <w:bookmarkEnd w:id="22"/>
-    <w:bookmarkStart w:id="23" w:name="broken"/>
+    <w:bookmarkStart w:id="23" w:name="Xfd0ac0a37f451bc9db06aa6286564d0f2c464d3"/>
     <w:p>
       <w:pPr>
         <w:pStyle w:val="Heading2"/>
       </w:pPr>
       <w:r>
-        <w:t xml:space="preserve">Broken</w:t>
+        <w:t xml:space="preserve">Broken — defects, and whether anyone proved the fix</w:t>
       </w:r>
     </w:p>
     <w:p>
@@ -4174,13 +4174,13 @@
       </w:r>
     </w:p>
     <w:bookmarkEnd w:id="23"/>
-    <w:bookmarkStart w:id="24" w:name="how-the-fleets-work-gets-into-the-ledger"/>
+    <w:bookmarkStart w:id="24" w:name="Xd279861ada01f1c15ca7c6fc6012631757b78d7"/>
     <w:p>
       <w:pPr>
         <w:pStyle w:val="Heading2"/>
       </w:pPr>
       <w:r>
-        <w:t xml:space="preserve">How the fleet's work gets into the ledger</w:t>
+        <w:t xml:space="preserve">How the fleet's work gets into the ledger — you do not type this in</w:t>
       </w:r>
     </w:p>
     <w:p>
@@ -4361,13 +4361,13 @@
       </w:r>
     </w:p>
     <w:bookmarkEnd w:id="24"/>
-    <w:bookmarkStart w:id="25" w:name="work-items"/>
+    <w:bookmarkStart w:id="25" w:name="X7ab47ffb067acec273040047bd7ede0d0b6af5f"/>
     <w:p>
       <w:pPr>
         <w:pStyle w:val="Heading2"/>
       </w:pPr>
       <w:r>
-        <w:t xml:space="preserve">Work items</w:t>
+        <w:t xml:space="preserve">Work items — the full list of work, every project</w:t>
       </w:r>
     </w:p>
     <w:p>
@@ -4770,13 +4770,13 @@
       </w:r>
     </w:p>
     <w:bookmarkEnd w:id="25"/>
-    <w:bookmarkStart w:id="26" w:name="opening-one-work-item"/>
+    <w:bookmarkStart w:id="26" w:name="Xaace243872073d5e268331d396d224b551668f7"/>
     <w:p>
       <w:pPr>
         <w:pStyle w:val="Heading2"/>
       </w:pPr>
       <w:r>
-        <w:t xml:space="preserve">Opening one work item</w:t>
+        <w:t xml:space="preserve">Opening one work item — everything recorded about a single piece of work</w:t>
       </w:r>
     </w:p>
     <w:p>
@@ -4906,13 +4906,13 @@
       </w:r>
     </w:p>
     <w:bookmarkEnd w:id="26"/>
-    <w:bookmarkStart w:id="27" w:name="unassigned-sessions"/>
+    <w:bookmarkStart w:id="27" w:name="Xe8851e79e23d03c5d86999a69d7ef6681ad0483"/>
     <w:p>
       <w:pPr>
         <w:pStyle w:val="Heading2"/>
       </w:pPr>
       <w:r>
-        <w:t xml:space="preserve">Unassigned sessions</w:t>
+        <w:t xml:space="preserve">Unassigned sessions — captured work that matched no project</w:t>
       </w:r>
     </w:p>
     <w:p>
@@ -4972,13 +4972,13 @@
       </w:r>
     </w:p>
     <w:bookmarkEnd w:id="27"/>
-    <w:bookmarkStart w:id="28" w:name="planning-work-by-hand"/>
+    <w:bookmarkStart w:id="28" w:name="X2a5f809ec92907aebc002920e70e26981cc2c4c"/>
     <w:p>
       <w:pPr>
         <w:pStyle w:val="Heading2"/>
       </w:pPr>
       <w:r>
-        <w:t xml:space="preserve">Planning work by hand</w:t>
+        <w:t xml:space="preserve">Planning work by hand — writing down work before an agent claims it</w:t>
       </w:r>
     </w:p>
     <w:p>
@@ -5471,13 +5471,13 @@
       </w:r>
     </w:p>
     <w:bookmarkEnd w:id="28"/>
-    <w:bookmarkStart w:id="29" w:name="planned-work-and-when-it-goes-stale"/>
+    <w:bookmarkStart w:id="29" w:name="X2b164618abcc2b87c5f2cc622df8b33d6d6aa3e"/>
     <w:p>
       <w:pPr>
         <w:pStyle w:val="Heading2"/>
       </w:pPr>
       <w:r>
-        <w:t xml:space="preserve">Planned work, and when it goes stale</w:t>
+        <w:t xml:space="preserve">Planned work, and when it goes stale — the 30-day rule</w:t>
       </w:r>
     </w:p>
     <w:p>
@@ -5987,13 +5987,13 @@
       </w:r>
     </w:p>
     <w:bookmarkEnd w:id="29"/>
-    <w:bookmarkStart w:id="30" w:name="waits"/>
+    <w:bookmarkStart w:id="30" w:name="X1f61b088058ba30a6d041f3637b914db4fa0134"/>
     <w:p>
       <w:pPr>
         <w:pStyle w:val="Heading2"/>
       </w:pPr>
       <w:r>
-        <w:t xml:space="preserve">Waits</w:t>
+        <w:t xml:space="preserve">Waits — what you are waiting on other people for</w:t>
       </w:r>
     </w:p>
     <w:p>
@@ -6306,13 +6306,13 @@
       </w:r>
     </w:p>
     <w:bookmarkEnd w:id="30"/>
-    <w:bookmarkStart w:id="31" w:name="opening-one-wait"/>
+    <w:bookmarkStart w:id="31" w:name="Xddbda94a27b2b11f5d77f3822ed4fbc04faafd9"/>
     <w:p>
       <w:pPr>
         <w:pStyle w:val="Heading2"/>
       </w:pPr>
       <w:r>
-        <w:t xml:space="preserve">Opening one wait</w:t>
+        <w:t xml:space="preserve">Opening one wait — a single external dependency in full</w:t>
       </w:r>
     </w:p>
     <w:p>
@@ -6356,13 +6356,13 @@
       </w:r>
     </w:p>
     <w:bookmarkEnd w:id="31"/>
-    <w:bookmarkStart w:id="32" w:name="the-registry"/>
+    <w:bookmarkStart w:id="32" w:name="Xc07b37b602352b6022dd794845e03ebe63e929b"/>
     <w:p>
       <w:pPr>
         <w:pStyle w:val="Heading2"/>
       </w:pPr>
       <w:r>
-        <w:t xml:space="preserve">The registry</w:t>
+        <w:t xml:space="preserve">The registry — your clients, projects and contract milestones</w:t>
       </w:r>
     </w:p>
     <w:p>
@@ -6509,13 +6509,13 @@
       </w:r>
     </w:p>
     <w:bookmarkEnd w:id="32"/>
-    <w:bookmarkStart w:id="33" w:name="one-engagement"/>
+    <w:bookmarkStart w:id="33" w:name="X0ff19f2cf8cb05990f8211cdf0f1566fdb59a76"/>
     <w:p>
       <w:pPr>
         <w:pStyle w:val="Heading2"/>
       </w:pPr>
       <w:r>
-        <w:t xml:space="preserve">One engagement</w:t>
+        <w:t xml:space="preserve">One engagement — a single client project in full</w:t>
       </w:r>
     </w:p>
     <w:p>
@@ -6955,13 +6955,13 @@
       </w:r>
     </w:p>
     <w:bookmarkEnd w:id="33"/>
-    <w:bookmarkStart w:id="34" w:name="registering-an-engagement"/>
+    <w:bookmarkStart w:id="34" w:name="X7f88c663c746bf4173fdd7fdf93f74f12bc8b5b"/>
     <w:p>
       <w:pPr>
         <w:pStyle w:val="Heading2"/>
       </w:pPr>
       <w:r>
-        <w:t xml:space="preserve">Registering an engagement</w:t>
+        <w:t xml:space="preserve">Registering an engagement — taking on a new client project</w:t>
       </w:r>
     </w:p>
     <w:p>
@@ -7198,13 +7198,13 @@
       </w:r>
     </w:p>
     <w:bookmarkEnd w:id="34"/>
-    <w:bookmarkStart w:id="35" w:name="editing-an-engagement"/>
+    <w:bookmarkStart w:id="35" w:name="Xb824809669635a10e2bb331a5e60f662bc7bf07"/>
     <w:p>
       <w:pPr>
         <w:pStyle w:val="Heading2"/>
       </w:pPr>
       <w:r>
-        <w:t xml:space="preserve">Editing an engagement</w:t>
+        <w:t xml:space="preserve">Editing an engagement — changing details, archiving, deleting</w:t>
       </w:r>
     </w:p>
     <w:p>
@@ -7271,13 +7271,13 @@
       </w:r>
     </w:p>
     <w:bookmarkEnd w:id="35"/>
-    <w:bookmarkStart w:id="36" w:name="one-contract-milestone"/>
+    <w:bookmarkStart w:id="36" w:name="Xc98375d6387d85333df3e4747012920e8fcc9cf"/>
     <w:p>
       <w:pPr>
         <w:pStyle w:val="Heading2"/>
       </w:pPr>
       <w:r>
-        <w:t xml:space="preserve">One contract milestone</w:t>
+        <w:t xml:space="preserve">One contract milestone — what a dated, priced chunk is worth</w:t>
       </w:r>
     </w:p>
     <w:p>
@@ -7365,13 +7365,13 @@
       </w:r>
     </w:p>
     <w:bookmarkEnd w:id="36"/>
-    <w:bookmarkStart w:id="37" w:name="one-requirement"/>
+    <w:bookmarkStart w:id="37" w:name="X560b1d451a2f26ab3c8495a15023cfb7715559f"/>
     <w:p>
       <w:pPr>
         <w:pStyle w:val="Heading2"/>
       </w:pPr>
       <w:r>
-        <w:t xml:space="preserve">One requirement</w:t>
+        <w:t xml:space="preserve">One requirement — proving a specific promise was kept</w:t>
       </w:r>
     </w:p>
     <w:p>
@@ -7539,13 +7539,13 @@
       </w:r>
     </w:p>
     <w:bookmarkEnd w:id="37"/>
-    <w:bookmarkStart w:id="38" w:name="one-defect"/>
+    <w:bookmarkStart w:id="38" w:name="Xd1b0c4254a3000e81e7296d7d058cd0e17eca32"/>
     <w:p>
       <w:pPr>
         <w:pStyle w:val="Heading2"/>
       </w:pPr>
       <w:r>
-        <w:t xml:space="preserve">One defect</w:t>
+        <w:t xml:space="preserve">One defect — is it really fixed, and what is it blocking</w:t>
       </w:r>
     </w:p>
     <w:p>
@@ -7708,13 +7708,13 @@
       </w:r>
     </w:p>
     <w:bookmarkEnd w:id="38"/>
-    <w:bookmarkStart w:id="39" w:name="one-blocker"/>
+    <w:bookmarkStart w:id="39" w:name="Xdda58df2eff0f6ae4bfe8571e90c14215a125f0"/>
     <w:p>
       <w:pPr>
         <w:pStyle w:val="Heading2"/>
       </w:pPr>
       <w:r>
-        <w:t xml:space="preserve">One blocker</w:t>
+        <w:t xml:space="preserve">One blocker — what unsticking it would release</w:t>
       </w:r>
     </w:p>
     <w:p>
@@ -7783,13 +7783,13 @@
       </w:r>
     </w:p>
     <w:bookmarkEnd w:id="39"/>
-    <w:bookmarkStart w:id="40" w:name="releases"/>
+    <w:bookmarkStart w:id="40" w:name="X1d303caf5ea2d32f313d42461e72f23ab67df36"/>
     <w:p>
       <w:pPr>
         <w:pStyle w:val="Heading2"/>
       </w:pPr>
       <w:r>
-        <w:t xml:space="preserve">Releases</w:t>
+        <w:t xml:space="preserve">Releases — what shipped, where, and which promises it carried</w:t>
       </w:r>
     </w:p>
     <w:p>
@@ -7890,13 +7890,13 @@
       </w:r>
     </w:p>
     <w:bookmarkEnd w:id="40"/>
-    <w:bookmarkStart w:id="41" w:name="questions"/>
+    <w:bookmarkStart w:id="41" w:name="X5b3606cb8a13ddc5e4aa168f7e8b088c405883f"/>
     <w:p>
       <w:pPr>
         <w:pStyle w:val="Heading2"/>
       </w:pPr>
       <w:r>
-        <w:t xml:space="preserve">Questions</w:t>
+        <w:t xml:space="preserve">Questions — what your agents asked you and proceeded without</w:t>
       </w:r>
     </w:p>
     <w:p>
@@ -8033,13 +8033,13 @@
       </w:r>
     </w:p>
     <w:bookmarkEnd w:id="41"/>
-    <w:bookmarkStart w:id="42" w:name="opening-one-question"/>
+    <w:bookmarkStart w:id="42" w:name="X66048d7f190ef8d65c5d0d574368587deb7bfad"/>
     <w:p>
       <w:pPr>
         <w:pStyle w:val="Heading2"/>
       </w:pPr>
       <w:r>
-        <w:t xml:space="preserve">Opening one question</w:t>
+        <w:t xml:space="preserve">Opening one question — what was asked, and what was assumed meanwhile</w:t>
       </w:r>
     </w:p>
     <w:p>
@@ -8123,13 +8123,13 @@
       </w:r>
     </w:p>
     <w:bookmarkEnd w:id="42"/>
-    <w:bookmarkStart w:id="43" w:name="agent-tokens"/>
+    <w:bookmarkStart w:id="43" w:name="X8e1992e93a94d0ba2932a6bb155a92c0e8aedcc"/>
     <w:p>
       <w:pPr>
         <w:pStyle w:val="Heading2"/>
       </w:pPr>
       <w:r>
-        <w:t xml:space="preserve">Agent tokens</w:t>
+        <w:t xml:space="preserve">Agent tokens — the keys your agents use, and revoking them</w:t>
       </w:r>
     </w:p>
     <w:p>
@@ -8388,13 +8388,13 @@
       </w:r>
     </w:p>
     <w:bookmarkEnd w:id="43"/>
-    <w:bookmarkStart w:id="44" w:name="getting-your-data-out"/>
+    <w:bookmarkStart w:id="44" w:name="Xc0925102b6443d1714ff1a5e9ffecdd333af549"/>
     <w:p>
       <w:pPr>
         <w:pStyle w:val="Heading2"/>
       </w:pPr>
       <w:r>
-        <w:t xml:space="preserve">Getting your data out</w:t>
+        <w:t xml:space="preserve">Getting your data out — the whole ledger in one file</w:t>
       </w:r>
     </w:p>
     <w:p>
@@ -8635,13 +8635,13 @@
       </w:r>
     </w:p>
     <w:bookmarkEnd w:id="44"/>
-    <w:bookmarkStart w:id="45" w:name="fleet-runs"/>
+    <w:bookmarkStart w:id="45" w:name="X0361058f595584290fa8a6d46e21aa5a29c6d01"/>
     <w:p>
       <w:pPr>
         <w:pStyle w:val="Heading2"/>
       </w:pPr>
       <w:r>
-        <w:t xml:space="preserve">Fleet runs</w:t>
+        <w:t xml:space="preserve">Fleet runs — what each autonomous build run did</w:t>
       </w:r>
     </w:p>
     <w:p>
@@ -8964,13 +8964,13 @@
       </w:r>
     </w:p>
     <w:bookmarkEnd w:id="45"/>
-    <w:bookmarkStart w:id="46" w:name="opening-one-fleet-run"/>
+    <w:bookmarkStart w:id="46" w:name="X1839322d65ac60e55a21980874ac6ed9c89f176"/>
     <w:p>
       <w:pPr>
         <w:pStyle w:val="Heading2"/>
       </w:pPr>
       <w:r>
-        <w:t xml:space="preserve">Opening one fleet run</w:t>
+        <w:t xml:space="preserve">Opening one fleet run — a single run in full</w:t>
       </w:r>
     </w:p>
     <w:p>
@@ -9651,13 +9651,13 @@
       </w:r>
     </w:p>
     <w:bookmarkEnd w:id="46"/>
-    <w:bookmarkStart w:id="51" w:name="stacks"/>
+    <w:bookmarkStart w:id="51" w:name="X5b247b913b87062ecf6830def7d61f317e504f1"/>
     <w:p>
       <w:pPr>
         <w:pStyle w:val="Heading2"/>
       </w:pPr>
       <w:r>
-        <w:t xml:space="preserve">Stacks</w:t>
+        <w:t xml:space="preserve">Stacks — which technologies pay for an agent of their own</w:t>
       </w:r>
     </w:p>
     <w:p>
